--- a/_build/keep-the-proof-v2/production/bundle/03_YOUR_PROFESSIONAL_RECORD.docx
+++ b/_build/keep-the-proof-v2/production/bundle/03_YOUR_PROFESSIONAL_RECORD.docx
@@ -44,7 +44,7 @@
           <w:color w:val="1C2333"/>
           <w:sz w:val="21"/>
         </w:rPr>
-        <w:t>This is your record, not a form to submit. Make one copy that belongs only to you, keep it somewhere you control and your employer does not own, and add to it over time. It holds everything the guide produces, in one searchable place.</w:t>
+        <w:t>This is your record, not a form to submit. Make one personal copy, keep it in a personally controlled account rather than an employer-owned system, and add to it over time. It holds everything the guide produces, in one searchable place.</w:t>
       </w:r>
     </w:p>
     <w:p>

--- a/_build/keep-the-proof-v2/production/bundle/03_YOUR_PROFESSIONAL_RECORD.docx
+++ b/_build/keep-the-proof-v2/production/bundle/03_YOUR_PROFESSIONAL_RECORD.docx
@@ -166,7 +166,7 @@
           <w:color w:val="1C2333"/>
           <w:sz w:val="21"/>
         </w:rPr>
-        <w:t>Your record has six sections: a Capture Log, Full Entries, a Corroboration list, a Translation and Proof Line workspace, a running index, and two optional maintenance checklists.</w:t>
+        <w:t>Your record has seven sections: a Capture Log, Full Entries, a Corroboration list, a Translation and Proof Line workspace, a Match Your Proof to a Role page, a running index, and two optional maintenance checklists.</w:t>
       </w:r>
     </w:p>
     <w:p>
@@ -180,7 +180,7 @@
           <w:color w:val="6B707D"/>
           <w:sz w:val="21"/>
         </w:rPr>
-        <w:t>Two formats, the same record. This copyable document is the recommended long-term home, because it stays searchable and easy to maintain over years. The Printable &amp; Fillable Tools PDF in your bundle holds the same fields for anyone who prefers to write by hand or type into a form. Use whichever you will actually keep up. You do not need to complete both.</w:t>
+        <w:t>Two formats, the same record. This copyable document is the recommended long-term home, because it stays searchable and easy to maintain over years. The Printable &amp; Fillable Tools PDF in your bundle holds the same fields for anyone who prefers to write by hand or type into a form. Use whichever you will keep up. You do not need to complete both.</w:t>
       </w:r>
     </w:p>
     <w:p>
@@ -1193,7 +1193,7 @@
           <w:color w:val="112345"/>
           <w:sz w:val="21"/>
         </w:rPr>
-        <w:t>Cluster B. What was actually yours</w:t>
+        <w:t>Cluster B. What was yours</w:t>
       </w:r>
     </w:p>
     <w:p>
@@ -1427,7 +1427,7 @@
           <w:color w:val="6B707D"/>
           <w:sz w:val="17"/>
         </w:rPr>
-        <w:t xml:space="preserve">  What you actually did.</w:t>
+        <w:t xml:space="preserve">  What you did.</w:t>
       </w:r>
     </w:p>
     <w:p>
@@ -2038,7 +2038,7 @@
           <w:color w:val="112345"/>
           <w:sz w:val="21"/>
         </w:rPr>
-        <w:t>Cluster B. What was actually yours</w:t>
+        <w:t>Cluster B. What was yours</w:t>
       </w:r>
     </w:p>
     <w:p>
@@ -2272,7 +2272,7 @@
           <w:color w:val="6B707D"/>
           <w:sz w:val="17"/>
         </w:rPr>
-        <w:t xml:space="preserve">  What you actually did.</w:t>
+        <w:t xml:space="preserve">  What you did.</w:t>
       </w:r>
     </w:p>
     <w:p>
@@ -3797,6 +3797,321 @@
           <w:sz w:val="28"/>
         </w:rPr>
         <w:t xml:space="preserve">Section 5.  </w:t>
+      </w:r>
+      <w:r>
+        <w:rPr>
+          <w:b/>
+          <w:color w:val="112345"/>
+          <w:sz w:val="28"/>
+        </w:rPr>
+        <w:t>Match Your Proof to a Role</w:t>
+      </w:r>
+    </w:p>
+    <w:p>
+      <w:pPr>
+        <w:spacing w:after="120" w:before="0"/>
+      </w:pPr>
+      <w:r>
+        <w:rPr>
+          <w:b w:val="0"/>
+          <w:i w:val="0"/>
+          <w:color w:val="1C2333"/>
+          <w:sz w:val="21"/>
+        </w:rPr>
+        <w:t>When a specific role is in front of you, this page lines up what the role asks for against the proof you already hold, and names the gaps in plain terms. Pick three requirements from one posting or review rubric. For each, find the Proof Line from your record that shows it, and name the gap you will name plainly rather than hide.</w:t>
+      </w:r>
+    </w:p>
+    <w:tbl>
+      <w:tblPr>
+        <w:tblStyle w:val="TableGrid"/>
+        <w:tblW w:type="auto" w:w="0"/>
+        <w:tblLook w:firstColumn="1" w:firstRow="1" w:lastColumn="0" w:lastRow="0" w:noHBand="0" w:noVBand="1" w:val="04A0"/>
+      </w:tblPr>
+      <w:tblGrid>
+        <w:gridCol w:w="3120"/>
+        <w:gridCol w:w="3120"/>
+        <w:gridCol w:w="3120"/>
+      </w:tblGrid>
+      <w:tr>
+        <w:tc>
+          <w:tcPr>
+            <w:tcW w:type="dxa" w:w="3120"/>
+          </w:tcPr>
+          <w:p>
+            <w:r/>
+            <w:r>
+              <w:rPr>
+                <w:b/>
+                <w:color w:val="112345"/>
+                <w:sz w:val="18"/>
+              </w:rPr>
+              <w:t>What the role asks for</w:t>
+            </w:r>
+          </w:p>
+        </w:tc>
+        <w:tc>
+          <w:tcPr>
+            <w:tcW w:type="dxa" w:w="3120"/>
+          </w:tcPr>
+          <w:p>
+            <w:r/>
+            <w:r>
+              <w:rPr>
+                <w:b/>
+                <w:color w:val="112345"/>
+                <w:sz w:val="18"/>
+              </w:rPr>
+              <w:t>My Proof Line that shows it</w:t>
+            </w:r>
+          </w:p>
+        </w:tc>
+        <w:tc>
+          <w:tcPr>
+            <w:tcW w:type="dxa" w:w="3120"/>
+          </w:tcPr>
+          <w:p>
+            <w:r/>
+            <w:r>
+              <w:rPr>
+                <w:b/>
+                <w:color w:val="112345"/>
+                <w:sz w:val="18"/>
+              </w:rPr>
+              <w:t>The gap I will name</w:t>
+            </w:r>
+          </w:p>
+        </w:tc>
+      </w:tr>
+      <w:tr>
+        <w:tc>
+          <w:tcPr>
+            <w:tcW w:type="dxa" w:w="3120"/>
+          </w:tcPr>
+          <w:p>
+            <w:r/>
+            <w:r>
+              <w:rPr>
+                <w:i/>
+                <w:color w:val="A8862E"/>
+                <w:sz w:val="17"/>
+              </w:rPr>
+              <w:t xml:space="preserve">Example.  </w:t>
+            </w:r>
+            <w:r>
+              <w:rPr>
+                <w:i/>
+                <w:color w:val="6B707D"/>
+                <w:sz w:val="18"/>
+              </w:rPr>
+              <w:t>Owns onboarding end to end</w:t>
+            </w:r>
+          </w:p>
+        </w:tc>
+        <w:tc>
+          <w:tcPr>
+            <w:tcW w:type="dxa" w:w="3120"/>
+          </w:tcPr>
+          <w:p>
+            <w:r/>
+            <w:r>
+              <w:rPr>
+                <w:i/>
+                <w:color w:val="A8862E"/>
+                <w:sz w:val="17"/>
+              </w:rPr>
+            </w:r>
+            <w:r>
+              <w:rPr>
+                <w:i/>
+                <w:color w:val="6B707D"/>
+                <w:sz w:val="18"/>
+              </w:rPr>
+              <w:t>Redesigned the onboarding flow for a 40-person team, cutting first-week setup from three days to one.</w:t>
+            </w:r>
+          </w:p>
+        </w:tc>
+        <w:tc>
+          <w:tcPr>
+            <w:tcW w:type="dxa" w:w="3120"/>
+          </w:tcPr>
+          <w:p>
+            <w:r/>
+            <w:r>
+              <w:rPr>
+                <w:i/>
+                <w:color w:val="A8862E"/>
+                <w:sz w:val="17"/>
+              </w:rPr>
+            </w:r>
+            <w:r>
+              <w:rPr>
+                <w:i/>
+                <w:color w:val="6B707D"/>
+                <w:sz w:val="18"/>
+              </w:rPr>
+              <w:t>Have not yet run this at company-wide scale.</w:t>
+            </w:r>
+          </w:p>
+        </w:tc>
+      </w:tr>
+      <w:tr>
+        <w:tc>
+          <w:tcPr>
+            <w:tcW w:type="dxa" w:w="3120"/>
+          </w:tcPr>
+          <w:p>
+            <w:r>
+              <w:br/>
+            </w:r>
+          </w:p>
+        </w:tc>
+        <w:tc>
+          <w:tcPr>
+            <w:tcW w:type="dxa" w:w="3120"/>
+          </w:tcPr>
+          <w:p>
+            <w:r>
+              <w:br/>
+            </w:r>
+          </w:p>
+        </w:tc>
+        <w:tc>
+          <w:tcPr>
+            <w:tcW w:type="dxa" w:w="3120"/>
+          </w:tcPr>
+          <w:p>
+            <w:r>
+              <w:br/>
+            </w:r>
+          </w:p>
+        </w:tc>
+      </w:tr>
+      <w:tr>
+        <w:tc>
+          <w:tcPr>
+            <w:tcW w:type="dxa" w:w="3120"/>
+          </w:tcPr>
+          <w:p>
+            <w:r>
+              <w:br/>
+            </w:r>
+          </w:p>
+        </w:tc>
+        <w:tc>
+          <w:tcPr>
+            <w:tcW w:type="dxa" w:w="3120"/>
+          </w:tcPr>
+          <w:p>
+            <w:r>
+              <w:br/>
+            </w:r>
+          </w:p>
+        </w:tc>
+        <w:tc>
+          <w:tcPr>
+            <w:tcW w:type="dxa" w:w="3120"/>
+          </w:tcPr>
+          <w:p>
+            <w:r>
+              <w:br/>
+            </w:r>
+          </w:p>
+        </w:tc>
+      </w:tr>
+      <w:tr>
+        <w:tc>
+          <w:tcPr>
+            <w:tcW w:type="dxa" w:w="3120"/>
+          </w:tcPr>
+          <w:p>
+            <w:r>
+              <w:br/>
+            </w:r>
+          </w:p>
+        </w:tc>
+        <w:tc>
+          <w:tcPr>
+            <w:tcW w:type="dxa" w:w="3120"/>
+          </w:tcPr>
+          <w:p>
+            <w:r>
+              <w:br/>
+            </w:r>
+          </w:p>
+        </w:tc>
+        <w:tc>
+          <w:tcPr>
+            <w:tcW w:type="dxa" w:w="3120"/>
+          </w:tcPr>
+          <w:p>
+            <w:r>
+              <w:br/>
+            </w:r>
+          </w:p>
+        </w:tc>
+      </w:tr>
+      <w:tr>
+        <w:tc>
+          <w:tcPr>
+            <w:tcW w:type="dxa" w:w="3120"/>
+          </w:tcPr>
+          <w:p>
+            <w:r>
+              <w:br/>
+            </w:r>
+          </w:p>
+        </w:tc>
+        <w:tc>
+          <w:tcPr>
+            <w:tcW w:type="dxa" w:w="3120"/>
+          </w:tcPr>
+          <w:p>
+            <w:r>
+              <w:br/>
+            </w:r>
+          </w:p>
+        </w:tc>
+        <w:tc>
+          <w:tcPr>
+            <w:tcW w:type="dxa" w:w="3120"/>
+          </w:tcPr>
+          <w:p>
+            <w:r>
+              <w:br/>
+            </w:r>
+          </w:p>
+        </w:tc>
+      </w:tr>
+    </w:tbl>
+    <w:p>
+      <w:pPr>
+        <w:spacing w:after="120" w:before="120"/>
+      </w:pPr>
+      <w:r>
+        <w:rPr>
+          <w:b w:val="0"/>
+          <w:i/>
+          <w:color w:val="6B707D"/>
+          <w:sz w:val="21"/>
+        </w:rPr>
+        <w:t>This page translates your evidence for a specific role. It does not advise on which roles to pursue. That is a different question, and a different tool.</w:t>
+      </w:r>
+    </w:p>
+    <w:p>
+      <w:pPr>
+        <w:keepNext/>
+        <w:spacing w:before="320" w:after="40"/>
+        <w:pBdr>
+          <w:bottom w:val="single" w:sz="8" w:space="2" w:color="C9A84C"/>
+        </w:pBdr>
+      </w:pPr>
+      <w:r>
+        <w:rPr>
+          <w:b/>
+          <w:color w:val="A8862E"/>
+          <w:sz w:val="28"/>
+        </w:rPr>
+        <w:t xml:space="preserve">Section 6.  </w:t>
       </w:r>
       <w:r>
         <w:rPr>
@@ -4187,7 +4502,7 @@
           <w:color w:val="A8862E"/>
           <w:sz w:val="28"/>
         </w:rPr>
-        <w:t xml:space="preserve">Section 6.  </w:t>
+        <w:t xml:space="preserve">Section 7.  </w:t>
       </w:r>
       <w:r>
         <w:rPr>

--- a/_build/keep-the-proof-v2/production/bundle/03_YOUR_PROFESSIONAL_RECORD.docx
+++ b/_build/keep-the-proof-v2/production/bundle/03_YOUR_PROFESSIONAL_RECORD.docx
@@ -44,7 +44,7 @@
           <w:color w:val="1C2333"/>
           <w:sz w:val="21"/>
         </w:rPr>
-        <w:t>This is your record, not a form to submit. Make one personal copy, keep it in a personally controlled account rather than an employer-owned system, and add to it over time. It holds everything the guide produces, in one searchable place.</w:t>
+        <w:t>This is your record. You keep it, and you never have to submit it. Make one personal copy, keep it in a personally controlled account rather than an employer-owned system, and add to it over time. It holds everything the guide produces, in one searchable place.</w:t>
       </w:r>
     </w:p>
     <w:p>
@@ -4764,7 +4764,7 @@
           <w:color w:val="6B707D"/>
           <w:sz w:val="21"/>
         </w:rPr>
-        <w:t>This is housekeeping, not a verdict. It organizes and translates what happened; it does not tell you what your career means.</w:t>
+        <w:t>This is housekeeping. It organizes and translates what happened; it does not tell you what your career means.</w:t>
       </w:r>
     </w:p>
     <w:sectPr>

--- a/_build/keep-the-proof-v2/production/bundle/03_YOUR_PROFESSIONAL_RECORD.docx
+++ b/_build/keep-the-proof-v2/production/bundle/03_YOUR_PROFESSIONAL_RECORD.docx
@@ -166,7 +166,7 @@
           <w:color w:val="1C2333"/>
           <w:sz w:val="21"/>
         </w:rPr>
-        <w:t>Your record has seven sections: a Capture Log, Full Entries, a Corroboration list, a Translation and Proof Line workspace, a Match Your Proof to a Role page, a running index, and two optional maintenance checklists.</w:t>
+        <w:t>Your record has eight sections: a Capture Log, Full Entries, a Corroboration list, a Translation and Proof Line workspace, a Match Your Proof to a Role page, a Put Your Record to Work workspace, a running index, and two optional maintenance checklists.</w:t>
       </w:r>
     </w:p>
     <w:p>
@@ -182,6 +182,217 @@
         </w:rPr>
         <w:t>Two formats, the same record. This copyable document is the recommended long-term home, because it stays searchable and easy to maintain over years. The Printable &amp; Fillable Tools PDF in your bundle holds the same fields for anyone who prefers to write by hand or type into a form. Use whichever you will keep up. You do not need to complete both.</w:t>
       </w:r>
+    </w:p>
+    <w:p>
+      <w:pPr>
+        <w:keepNext/>
+        <w:spacing w:before="200" w:after="60"/>
+      </w:pPr>
+      <w:r>
+        <w:rPr>
+          <w:b/>
+          <w:color w:val="112345"/>
+          <w:sz w:val="24"/>
+        </w:rPr>
+        <w:t>Before you rebuild anything</w:t>
+      </w:r>
+    </w:p>
+    <w:p>
+      <w:pPr>
+        <w:spacing w:after="20" w:before="40"/>
+      </w:pPr>
+      <w:r>
+        <w:rPr>
+          <w:b/>
+          <w:i w:val="0"/>
+          <w:color w:val="112345"/>
+          <w:sz w:val="20"/>
+        </w:rPr>
+        <w:t>Before you rebuild anything: three moments someone relied on your judgment.</w:t>
+      </w:r>
+    </w:p>
+    <w:p>
+      <w:pPr>
+        <w:spacing w:after="60" w:before="0"/>
+      </w:pPr>
+      <w:r>
+        <w:rPr>
+          <w:b w:val="0"/>
+          <w:i/>
+          <w:color w:val="6B707D"/>
+          <w:sz w:val="17"/>
+        </w:rPr>
+        <w:t>One line each: what the situation was, and what you did. No numbers needed.</w:t>
+      </w:r>
+    </w:p>
+    <w:p>
+      <w:pPr>
+        <w:spacing w:before="200"/>
+        <w:pBdr>
+          <w:bottom w:val="single" w:sz="4" w:space="2" w:color="C9C4B7"/>
+        </w:pBdr>
+      </w:pPr>
+    </w:p>
+    <w:p>
+      <w:pPr>
+        <w:spacing w:before="200"/>
+        <w:pBdr>
+          <w:bottom w:val="single" w:sz="4" w:space="2" w:color="C9C4B7"/>
+        </w:pBdr>
+      </w:pPr>
+    </w:p>
+    <w:p>
+      <w:pPr>
+        <w:spacing w:before="200"/>
+        <w:pBdr>
+          <w:bottom w:val="single" w:sz="4" w:space="2" w:color="C9C4B7"/>
+        </w:pBdr>
+      </w:pPr>
+    </w:p>
+    <w:p>
+      <w:pPr>
+        <w:spacing w:after="20" w:before="160"/>
+      </w:pPr>
+      <w:r>
+        <w:rPr>
+          <w:b/>
+          <w:i w:val="0"/>
+          <w:color w:val="112345"/>
+          <w:sz w:val="20"/>
+        </w:rPr>
+        <w:t>Words to Stand On</w:t>
+      </w:r>
+    </w:p>
+    <w:p>
+      <w:pPr>
+        <w:spacing w:after="60" w:before="0"/>
+      </w:pPr>
+      <w:r>
+        <w:rPr>
+          <w:b w:val="0"/>
+          <w:i/>
+          <w:color w:val="6B707D"/>
+          <w:sz w:val="17"/>
+        </w:rPr>
+        <w:t>Read these slowly before each session with your record. Every line is true for you today, and the rest of the system helps you prove it.</w:t>
+      </w:r>
+    </w:p>
+    <w:p>
+      <w:pPr>
+        <w:spacing w:after="60" w:before="0"/>
+        <w:ind w:left="259"/>
+      </w:pPr>
+      <w:r>
+        <w:rPr>
+          <w:b w:val="0"/>
+          <w:i/>
+          <w:color w:val="112345"/>
+          <w:sz w:val="21"/>
+        </w:rPr>
+        <w:t>I have done work that mattered, and I can name it.</w:t>
+      </w:r>
+    </w:p>
+    <w:p>
+      <w:pPr>
+        <w:spacing w:after="60" w:before="0"/>
+        <w:ind w:left="259"/>
+      </w:pPr>
+      <w:r>
+        <w:rPr>
+          <w:b w:val="0"/>
+          <w:i/>
+          <w:color w:val="112345"/>
+          <w:sz w:val="21"/>
+        </w:rPr>
+        <w:t>What I built did not leave when the job did.</w:t>
+      </w:r>
+    </w:p>
+    <w:p>
+      <w:pPr>
+        <w:spacing w:after="60" w:before="0"/>
+        <w:ind w:left="259"/>
+      </w:pPr>
+      <w:r>
+        <w:rPr>
+          <w:b w:val="0"/>
+          <w:i/>
+          <w:color w:val="112345"/>
+          <w:sz w:val="21"/>
+        </w:rPr>
+        <w:t>I can be experienced and new at the same time.</w:t>
+      </w:r>
+    </w:p>
+    <w:p>
+      <w:pPr>
+        <w:spacing w:after="60" w:before="0"/>
+        <w:ind w:left="259"/>
+      </w:pPr>
+      <w:r>
+        <w:rPr>
+          <w:b w:val="0"/>
+          <w:i/>
+          <w:color w:val="112345"/>
+          <w:sz w:val="21"/>
+        </w:rPr>
+        <w:t>I can learn what the next place requires.</w:t>
+      </w:r>
+    </w:p>
+    <w:p>
+      <w:pPr>
+        <w:spacing w:after="60" w:before="0"/>
+        <w:ind w:left="259"/>
+      </w:pPr>
+      <w:r>
+        <w:rPr>
+          <w:b w:val="0"/>
+          <w:i/>
+          <w:color w:val="112345"/>
+          <w:sz w:val="21"/>
+        </w:rPr>
+        <w:t>I will tell the truth about my work, without shrinking it and without inflating it.</w:t>
+      </w:r>
+    </w:p>
+    <w:p>
+      <w:pPr>
+        <w:spacing w:after="60" w:before="0"/>
+        <w:ind w:left="259"/>
+      </w:pPr>
+      <w:r>
+        <w:rPr>
+          <w:b w:val="0"/>
+          <w:i/>
+          <w:color w:val="112345"/>
+          <w:sz w:val="21"/>
+        </w:rPr>
+        <w:t>I can carry hope and uncertainty in the same week.</w:t>
+      </w:r>
+    </w:p>
+    <w:p>
+      <w:pPr>
+        <w:spacing w:after="20" w:before="60"/>
+      </w:pPr>
+      <w:r>
+        <w:rPr>
+          <w:b/>
+          <w:i w:val="0"/>
+          <w:color w:val="112345"/>
+          <w:sz w:val="20"/>
+        </w:rPr>
+        <w:t>One thing I did that someone relied on:</w:t>
+      </w:r>
+    </w:p>
+    <w:p>
+      <w:pPr>
+        <w:spacing w:before="200"/>
+        <w:pBdr>
+          <w:bottom w:val="single" w:sz="4" w:space="2" w:color="C9C4B7"/>
+        </w:pBdr>
+      </w:pPr>
+    </w:p>
+    <w:p>
+      <w:pPr>
+        <w:spacing w:before="120" w:after="120"/>
+      </w:pPr>
     </w:p>
     <w:p>
       <w:pPr>
@@ -4112,6 +4323,245 @@
           <w:sz w:val="28"/>
         </w:rPr>
         <w:t xml:space="preserve">Section 6.  </w:t>
+      </w:r>
+      <w:r>
+        <w:rPr>
+          <w:b/>
+          <w:color w:val="112345"/>
+          <w:sz w:val="28"/>
+        </w:rPr>
+        <w:t>Put Your Record to Work</w:t>
+      </w:r>
+    </w:p>
+    <w:p>
+      <w:pPr>
+        <w:spacing w:after="120" w:before="0"/>
+      </w:pPr>
+      <w:r>
+        <w:rPr>
+          <w:b w:val="0"/>
+          <w:i w:val="0"/>
+          <w:color w:val="1C2333"/>
+          <w:sz w:val="21"/>
+        </w:rPr>
+        <w:t>Carry one Proof Line into the four places people use most. First, a public-use check: include only details you are permitted to share publicly, apply Keep, Care, Never, and leave out employer-confidential names, figures, clients, and systems. The words and the choices stay yours.</w:t>
+      </w:r>
+    </w:p>
+    <w:p>
+      <w:pPr>
+        <w:keepNext/>
+        <w:spacing w:before="200" w:after="60"/>
+      </w:pPr>
+      <w:r>
+        <w:rPr>
+          <w:b/>
+          <w:color w:val="A8862E"/>
+          <w:sz w:val="21"/>
+        </w:rPr>
+        <w:t>Resume line</w:t>
+      </w:r>
+    </w:p>
+    <w:p>
+      <w:pPr>
+        <w:spacing w:after="40" w:before="0"/>
+      </w:pPr>
+      <w:r>
+        <w:rPr>
+          <w:b w:val="0"/>
+          <w:i/>
+          <w:color w:val="6B707D"/>
+          <w:sz w:val="18"/>
+        </w:rPr>
+        <w:t>The action, the scope, and what changed, in one line.</w:t>
+      </w:r>
+    </w:p>
+    <w:p>
+      <w:pPr>
+        <w:spacing w:before="200"/>
+        <w:pBdr>
+          <w:bottom w:val="single" w:sz="4" w:space="2" w:color="C9C4B7"/>
+        </w:pBdr>
+      </w:pPr>
+    </w:p>
+    <w:p>
+      <w:pPr>
+        <w:spacing w:before="200"/>
+        <w:pBdr>
+          <w:bottom w:val="single" w:sz="4" w:space="2" w:color="C9C4B7"/>
+        </w:pBdr>
+      </w:pPr>
+    </w:p>
+    <w:p>
+      <w:pPr>
+        <w:keepNext/>
+        <w:spacing w:before="200" w:after="60"/>
+      </w:pPr>
+      <w:r>
+        <w:rPr>
+          <w:b/>
+          <w:color w:val="A8862E"/>
+          <w:sz w:val="21"/>
+        </w:rPr>
+        <w:t>LinkedIn About sentence</w:t>
+      </w:r>
+    </w:p>
+    <w:p>
+      <w:pPr>
+        <w:spacing w:after="40" w:before="0"/>
+      </w:pPr>
+      <w:r>
+        <w:rPr>
+          <w:b w:val="0"/>
+          <w:i/>
+          <w:color w:val="6B707D"/>
+          <w:sz w:val="18"/>
+        </w:rPr>
+        <w:t>One first-person sentence a stranger can follow.</w:t>
+      </w:r>
+    </w:p>
+    <w:p>
+      <w:pPr>
+        <w:spacing w:before="200"/>
+        <w:pBdr>
+          <w:bottom w:val="single" w:sz="4" w:space="2" w:color="C9C4B7"/>
+        </w:pBdr>
+      </w:pPr>
+    </w:p>
+    <w:p>
+      <w:pPr>
+        <w:spacing w:before="200"/>
+        <w:pBdr>
+          <w:bottom w:val="single" w:sz="4" w:space="2" w:color="C9C4B7"/>
+        </w:pBdr>
+      </w:pPr>
+    </w:p>
+    <w:p>
+      <w:pPr>
+        <w:keepNext/>
+        <w:spacing w:before="200" w:after="60"/>
+      </w:pPr>
+      <w:r>
+        <w:rPr>
+          <w:b/>
+          <w:color w:val="A8862E"/>
+          <w:sz w:val="21"/>
+        </w:rPr>
+        <w:t>Interview answer, in three parts</w:t>
+      </w:r>
+    </w:p>
+    <w:p>
+      <w:pPr>
+        <w:spacing w:after="40" w:before="0"/>
+      </w:pPr>
+      <w:r>
+        <w:rPr>
+          <w:b w:val="0"/>
+          <w:i/>
+          <w:color w:val="6B707D"/>
+          <w:sz w:val="18"/>
+        </w:rPr>
+        <w:t>Acknowledge the question, prove it with your Proof Line, then name the gap you would still need to learn and how.</w:t>
+      </w:r>
+    </w:p>
+    <w:p>
+      <w:pPr>
+        <w:spacing w:before="200"/>
+        <w:pBdr>
+          <w:bottom w:val="single" w:sz="4" w:space="2" w:color="C9C4B7"/>
+        </w:pBdr>
+      </w:pPr>
+    </w:p>
+    <w:p>
+      <w:pPr>
+        <w:spacing w:before="200"/>
+        <w:pBdr>
+          <w:bottom w:val="single" w:sz="4" w:space="2" w:color="C9C4B7"/>
+        </w:pBdr>
+      </w:pPr>
+    </w:p>
+    <w:p>
+      <w:pPr>
+        <w:spacing w:before="200"/>
+        <w:pBdr>
+          <w:bottom w:val="single" w:sz="4" w:space="2" w:color="C9C4B7"/>
+        </w:pBdr>
+      </w:pPr>
+    </w:p>
+    <w:p>
+      <w:pPr>
+        <w:keepNext/>
+        <w:spacing w:before="200" w:after="60"/>
+      </w:pPr>
+      <w:r>
+        <w:rPr>
+          <w:b/>
+          <w:color w:val="A8862E"/>
+          <w:sz w:val="21"/>
+        </w:rPr>
+        <w:t>Promotion or self-review note</w:t>
+      </w:r>
+    </w:p>
+    <w:p>
+      <w:pPr>
+        <w:spacing w:after="40" w:before="0"/>
+      </w:pPr>
+      <w:r>
+        <w:rPr>
+          <w:b w:val="0"/>
+          <w:i/>
+          <w:color w:val="6B707D"/>
+          <w:sz w:val="18"/>
+        </w:rPr>
+        <w:t>Three to five sentences to a manager: the situation, your part, what changed, and what you are ready to carry next.</w:t>
+      </w:r>
+    </w:p>
+    <w:p>
+      <w:pPr>
+        <w:spacing w:before="200"/>
+        <w:pBdr>
+          <w:bottom w:val="single" w:sz="4" w:space="2" w:color="C9C4B7"/>
+        </w:pBdr>
+      </w:pPr>
+    </w:p>
+    <w:p>
+      <w:pPr>
+        <w:spacing w:before="200"/>
+        <w:pBdr>
+          <w:bottom w:val="single" w:sz="4" w:space="2" w:color="C9C4B7"/>
+        </w:pBdr>
+      </w:pPr>
+    </w:p>
+    <w:p>
+      <w:pPr>
+        <w:spacing w:before="200"/>
+        <w:pBdr>
+          <w:bottom w:val="single" w:sz="4" w:space="2" w:color="C9C4B7"/>
+        </w:pBdr>
+      </w:pPr>
+    </w:p>
+    <w:p>
+      <w:pPr>
+        <w:spacing w:before="200"/>
+        <w:pBdr>
+          <w:bottom w:val="single" w:sz="4" w:space="2" w:color="C9C4B7"/>
+        </w:pBdr>
+      </w:pPr>
+    </w:p>
+    <w:p>
+      <w:pPr>
+        <w:keepNext/>
+        <w:spacing w:before="320" w:after="40"/>
+        <w:pBdr>
+          <w:bottom w:val="single" w:sz="8" w:space="2" w:color="C9A84C"/>
+        </w:pBdr>
+      </w:pPr>
+      <w:r>
+        <w:rPr>
+          <w:b/>
+          <w:color w:val="A8862E"/>
+          <w:sz w:val="28"/>
+        </w:rPr>
+        <w:t xml:space="preserve">Section 7.  </w:t>
       </w:r>
       <w:r>
         <w:rPr>
@@ -4502,7 +4952,7 @@
           <w:color w:val="A8862E"/>
           <w:sz w:val="28"/>
         </w:rPr>
-        <w:t xml:space="preserve">Section 7.  </w:t>
+        <w:t xml:space="preserve">Section 8.  </w:t>
       </w:r>
       <w:r>
         <w:rPr>

--- a/_build/keep-the-proof-v2/production/bundle/03_YOUR_PROFESSIONAL_RECORD.docx
+++ b/_build/keep-the-proof-v2/production/bundle/03_YOUR_PROFESSIONAL_RECORD.docx
@@ -189,6 +189,46 @@
         <w:spacing w:before="200" w:after="60"/>
       </w:pPr>
       <w:r>
+        <w:drawing>
+          <wp:inline xmlns:a="http://schemas.openxmlformats.org/drawingml/2006/main" xmlns:pic="http://schemas.openxmlformats.org/drawingml/2006/picture">
+            <wp:extent cx="128016" cy="128016"/>
+            <wp:docPr id="1" name="Picture 1" descr="Reconstruct" title="Reconstruct"/>
+            <wp:cNvGraphicFramePr>
+              <a:graphicFrameLocks noChangeAspect="1"/>
+            </wp:cNvGraphicFramePr>
+            <a:graphic>
+              <a:graphicData uri="http://schemas.openxmlformats.org/drawingml/2006/picture">
+                <pic:pic>
+                  <pic:nvPicPr>
+                    <pic:cNvPr id="0" name="reconstruct.png"/>
+                    <pic:cNvPicPr/>
+                  </pic:nvPicPr>
+                  <pic:blipFill>
+                    <a:blip r:embed="rId9"/>
+                    <a:stretch>
+                      <a:fillRect/>
+                    </a:stretch>
+                  </pic:blipFill>
+                  <pic:spPr>
+                    <a:xfrm>
+                      <a:off x="0" y="0"/>
+                      <a:ext cx="128016" cy="128016"/>
+                    </a:xfrm>
+                    <a:prstGeom prst="rect"/>
+                  </pic:spPr>
+                </pic:pic>
+              </a:graphicData>
+            </a:graphic>
+          </wp:inline>
+        </w:drawing>
+      </w:r>
+      <w:r>
+        <w:rPr>
+          <w:sz w:val="22"/>
+        </w:rPr>
+        <w:t xml:space="preserve">  </w:t>
+      </w:r>
+      <w:r>
         <w:rPr>
           <w:b/>
           <w:color w:val="112345"/>
@@ -251,12 +291,52 @@
     </w:p>
     <w:p>
       <w:pPr>
-        <w:spacing w:after="20" w:before="160"/>
-      </w:pPr>
+        <w:keepNext/>
+        <w:spacing w:before="200" w:after="60"/>
+      </w:pPr>
+      <w:r>
+        <w:drawing>
+          <wp:inline xmlns:a="http://schemas.openxmlformats.org/drawingml/2006/main" xmlns:pic="http://schemas.openxmlformats.org/drawingml/2006/picture">
+            <wp:extent cx="128016" cy="128016"/>
+            <wp:docPr id="2" name="Picture 2" descr="Words to Stand On" title="Words to Stand On"/>
+            <wp:cNvGraphicFramePr>
+              <a:graphicFrameLocks noChangeAspect="1"/>
+            </wp:cNvGraphicFramePr>
+            <a:graphic>
+              <a:graphicData uri="http://schemas.openxmlformats.org/drawingml/2006/picture">
+                <pic:pic>
+                  <pic:nvPicPr>
+                    <pic:cNvPr id="0" name="words.png"/>
+                    <pic:cNvPicPr/>
+                  </pic:nvPicPr>
+                  <pic:blipFill>
+                    <a:blip r:embed="rId10"/>
+                    <a:stretch>
+                      <a:fillRect/>
+                    </a:stretch>
+                  </pic:blipFill>
+                  <pic:spPr>
+                    <a:xfrm>
+                      <a:off x="0" y="0"/>
+                      <a:ext cx="128016" cy="128016"/>
+                    </a:xfrm>
+                    <a:prstGeom prst="rect"/>
+                  </pic:spPr>
+                </pic:pic>
+              </a:graphicData>
+            </a:graphic>
+          </wp:inline>
+        </w:drawing>
+      </w:r>
+      <w:r>
+        <w:rPr>
+          <w:sz w:val="22"/>
+        </w:rPr>
+        <w:t xml:space="preserve">  </w:t>
+      </w:r>
       <w:r>
         <w:rPr>
           <w:b/>
-          <w:i w:val="0"/>
           <w:color w:val="112345"/>
           <w:sz w:val="20"/>
         </w:rPr>
@@ -403,6 +483,46 @@
         </w:pBdr>
       </w:pPr>
       <w:r>
+        <w:drawing>
+          <wp:inline xmlns:a="http://schemas.openxmlformats.org/drawingml/2006/main" xmlns:pic="http://schemas.openxmlformats.org/drawingml/2006/picture">
+            <wp:extent cx="146304" cy="146304"/>
+            <wp:docPr id="3" name="Picture 3" descr="Capture" title="Capture"/>
+            <wp:cNvGraphicFramePr>
+              <a:graphicFrameLocks noChangeAspect="1"/>
+            </wp:cNvGraphicFramePr>
+            <a:graphic>
+              <a:graphicData uri="http://schemas.openxmlformats.org/drawingml/2006/picture">
+                <pic:pic>
+                  <pic:nvPicPr>
+                    <pic:cNvPr id="0" name="capture.png"/>
+                    <pic:cNvPicPr/>
+                  </pic:nvPicPr>
+                  <pic:blipFill>
+                    <a:blip r:embed="rId11"/>
+                    <a:stretch>
+                      <a:fillRect/>
+                    </a:stretch>
+                  </pic:blipFill>
+                  <pic:spPr>
+                    <a:xfrm>
+                      <a:off x="0" y="0"/>
+                      <a:ext cx="146304" cy="146304"/>
+                    </a:xfrm>
+                    <a:prstGeom prst="rect"/>
+                  </pic:spPr>
+                </pic:pic>
+              </a:graphicData>
+            </a:graphic>
+          </wp:inline>
+        </w:drawing>
+      </w:r>
+      <w:r>
+        <w:rPr>
+          <w:sz w:val="22"/>
+        </w:rPr>
+        <w:t xml:space="preserve">  </w:t>
+      </w:r>
+      <w:r>
         <w:rPr>
           <w:b/>
           <w:color w:val="A8862E"/>
@@ -3479,6 +3599,46 @@
         </w:pBdr>
       </w:pPr>
       <w:r>
+        <w:drawing>
+          <wp:inline xmlns:a="http://schemas.openxmlformats.org/drawingml/2006/main" xmlns:pic="http://schemas.openxmlformats.org/drawingml/2006/picture">
+            <wp:extent cx="146304" cy="146304"/>
+            <wp:docPr id="4" name="Picture 4" descr="Proof Line" title="Proof Line"/>
+            <wp:cNvGraphicFramePr>
+              <a:graphicFrameLocks noChangeAspect="1"/>
+            </wp:cNvGraphicFramePr>
+            <a:graphic>
+              <a:graphicData uri="http://schemas.openxmlformats.org/drawingml/2006/picture">
+                <pic:pic>
+                  <pic:nvPicPr>
+                    <pic:cNvPr id="0" name="proofline.png"/>
+                    <pic:cNvPicPr/>
+                  </pic:nvPicPr>
+                  <pic:blipFill>
+                    <a:blip r:embed="rId12"/>
+                    <a:stretch>
+                      <a:fillRect/>
+                    </a:stretch>
+                  </pic:blipFill>
+                  <pic:spPr>
+                    <a:xfrm>
+                      <a:off x="0" y="0"/>
+                      <a:ext cx="146304" cy="146304"/>
+                    </a:xfrm>
+                    <a:prstGeom prst="rect"/>
+                  </pic:spPr>
+                </pic:pic>
+              </a:graphicData>
+            </a:graphic>
+          </wp:inline>
+        </w:drawing>
+      </w:r>
+      <w:r>
+        <w:rPr>
+          <w:sz w:val="22"/>
+        </w:rPr>
+        <w:t xml:space="preserve">  </w:t>
+      </w:r>
+      <w:r>
         <w:rPr>
           <w:b/>
           <w:color w:val="A8862E"/>
@@ -4001,6 +4161,46 @@
           <w:bottom w:val="single" w:sz="8" w:space="2" w:color="C9A84C"/>
         </w:pBdr>
       </w:pPr>
+      <w:r>
+        <w:drawing>
+          <wp:inline xmlns:a="http://schemas.openxmlformats.org/drawingml/2006/main" xmlns:pic="http://schemas.openxmlformats.org/drawingml/2006/picture">
+            <wp:extent cx="146304" cy="146304"/>
+            <wp:docPr id="5" name="Picture 5" descr="Match your proof to a role" title="Match your proof to a role"/>
+            <wp:cNvGraphicFramePr>
+              <a:graphicFrameLocks noChangeAspect="1"/>
+            </wp:cNvGraphicFramePr>
+            <a:graphic>
+              <a:graphicData uri="http://schemas.openxmlformats.org/drawingml/2006/picture">
+                <pic:pic>
+                  <pic:nvPicPr>
+                    <pic:cNvPr id="0" name="match.png"/>
+                    <pic:cNvPicPr/>
+                  </pic:nvPicPr>
+                  <pic:blipFill>
+                    <a:blip r:embed="rId13"/>
+                    <a:stretch>
+                      <a:fillRect/>
+                    </a:stretch>
+                  </pic:blipFill>
+                  <pic:spPr>
+                    <a:xfrm>
+                      <a:off x="0" y="0"/>
+                      <a:ext cx="146304" cy="146304"/>
+                    </a:xfrm>
+                    <a:prstGeom prst="rect"/>
+                  </pic:spPr>
+                </pic:pic>
+              </a:graphicData>
+            </a:graphic>
+          </wp:inline>
+        </w:drawing>
+      </w:r>
+      <w:r>
+        <w:rPr>
+          <w:sz w:val="22"/>
+        </w:rPr>
+        <w:t xml:space="preserve">  </w:t>
+      </w:r>
       <w:r>
         <w:rPr>
           <w:b/>
@@ -4353,6 +4553,46 @@
         <w:spacing w:before="200" w:after="60"/>
       </w:pPr>
       <w:r>
+        <w:drawing>
+          <wp:inline xmlns:a="http://schemas.openxmlformats.org/drawingml/2006/main" xmlns:pic="http://schemas.openxmlformats.org/drawingml/2006/picture">
+            <wp:extent cx="128016" cy="128016"/>
+            <wp:docPr id="6" name="Picture 6" descr="Resume line" title="Resume line"/>
+            <wp:cNvGraphicFramePr>
+              <a:graphicFrameLocks noChangeAspect="1"/>
+            </wp:cNvGraphicFramePr>
+            <a:graphic>
+              <a:graphicData uri="http://schemas.openxmlformats.org/drawingml/2006/picture">
+                <pic:pic>
+                  <pic:nvPicPr>
+                    <pic:cNvPr id="0" name="resume.png"/>
+                    <pic:cNvPicPr/>
+                  </pic:nvPicPr>
+                  <pic:blipFill>
+                    <a:blip r:embed="rId14"/>
+                    <a:stretch>
+                      <a:fillRect/>
+                    </a:stretch>
+                  </pic:blipFill>
+                  <pic:spPr>
+                    <a:xfrm>
+                      <a:off x="0" y="0"/>
+                      <a:ext cx="128016" cy="128016"/>
+                    </a:xfrm>
+                    <a:prstGeom prst="rect"/>
+                  </pic:spPr>
+                </pic:pic>
+              </a:graphicData>
+            </a:graphic>
+          </wp:inline>
+        </w:drawing>
+      </w:r>
+      <w:r>
+        <w:rPr>
+          <w:sz w:val="22"/>
+        </w:rPr>
+        <w:t xml:space="preserve">  </w:t>
+      </w:r>
+      <w:r>
         <w:rPr>
           <w:b/>
           <w:color w:val="A8862E"/>
@@ -4397,6 +4637,46 @@
         <w:spacing w:before="200" w:after="60"/>
       </w:pPr>
       <w:r>
+        <w:drawing>
+          <wp:inline xmlns:a="http://schemas.openxmlformats.org/drawingml/2006/main" xmlns:pic="http://schemas.openxmlformats.org/drawingml/2006/picture">
+            <wp:extent cx="128016" cy="128016"/>
+            <wp:docPr id="7" name="Picture 7" descr="About section" title="About section"/>
+            <wp:cNvGraphicFramePr>
+              <a:graphicFrameLocks noChangeAspect="1"/>
+            </wp:cNvGraphicFramePr>
+            <a:graphic>
+              <a:graphicData uri="http://schemas.openxmlformats.org/drawingml/2006/picture">
+                <pic:pic>
+                  <pic:nvPicPr>
+                    <pic:cNvPr id="0" name="about.png"/>
+                    <pic:cNvPicPr/>
+                  </pic:nvPicPr>
+                  <pic:blipFill>
+                    <a:blip r:embed="rId15"/>
+                    <a:stretch>
+                      <a:fillRect/>
+                    </a:stretch>
+                  </pic:blipFill>
+                  <pic:spPr>
+                    <a:xfrm>
+                      <a:off x="0" y="0"/>
+                      <a:ext cx="128016" cy="128016"/>
+                    </a:xfrm>
+                    <a:prstGeom prst="rect"/>
+                  </pic:spPr>
+                </pic:pic>
+              </a:graphicData>
+            </a:graphic>
+          </wp:inline>
+        </w:drawing>
+      </w:r>
+      <w:r>
+        <w:rPr>
+          <w:sz w:val="22"/>
+        </w:rPr>
+        <w:t xml:space="preserve">  </w:t>
+      </w:r>
+      <w:r>
         <w:rPr>
           <w:b/>
           <w:color w:val="A8862E"/>
@@ -4441,6 +4721,46 @@
         <w:spacing w:before="200" w:after="60"/>
       </w:pPr>
       <w:r>
+        <w:drawing>
+          <wp:inline xmlns:a="http://schemas.openxmlformats.org/drawingml/2006/main" xmlns:pic="http://schemas.openxmlformats.org/drawingml/2006/picture">
+            <wp:extent cx="128016" cy="128016"/>
+            <wp:docPr id="8" name="Picture 8" descr="Interview answer" title="Interview answer"/>
+            <wp:cNvGraphicFramePr>
+              <a:graphicFrameLocks noChangeAspect="1"/>
+            </wp:cNvGraphicFramePr>
+            <a:graphic>
+              <a:graphicData uri="http://schemas.openxmlformats.org/drawingml/2006/picture">
+                <pic:pic>
+                  <pic:nvPicPr>
+                    <pic:cNvPr id="0" name="interview.png"/>
+                    <pic:cNvPicPr/>
+                  </pic:nvPicPr>
+                  <pic:blipFill>
+                    <a:blip r:embed="rId16"/>
+                    <a:stretch>
+                      <a:fillRect/>
+                    </a:stretch>
+                  </pic:blipFill>
+                  <pic:spPr>
+                    <a:xfrm>
+                      <a:off x="0" y="0"/>
+                      <a:ext cx="128016" cy="128016"/>
+                    </a:xfrm>
+                    <a:prstGeom prst="rect"/>
+                  </pic:spPr>
+                </pic:pic>
+              </a:graphicData>
+            </a:graphic>
+          </wp:inline>
+        </w:drawing>
+      </w:r>
+      <w:r>
+        <w:rPr>
+          <w:sz w:val="22"/>
+        </w:rPr>
+        <w:t xml:space="preserve">  </w:t>
+      </w:r>
+      <w:r>
         <w:rPr>
           <w:b/>
           <w:color w:val="A8862E"/>
@@ -4492,6 +4812,46 @@
         <w:keepNext/>
         <w:spacing w:before="200" w:after="60"/>
       </w:pPr>
+      <w:r>
+        <w:drawing>
+          <wp:inline xmlns:a="http://schemas.openxmlformats.org/drawingml/2006/main" xmlns:pic="http://schemas.openxmlformats.org/drawingml/2006/picture">
+            <wp:extent cx="128016" cy="128016"/>
+            <wp:docPr id="9" name="Picture 9" descr="Promotion note" title="Promotion note"/>
+            <wp:cNvGraphicFramePr>
+              <a:graphicFrameLocks noChangeAspect="1"/>
+            </wp:cNvGraphicFramePr>
+            <a:graphic>
+              <a:graphicData uri="http://schemas.openxmlformats.org/drawingml/2006/picture">
+                <pic:pic>
+                  <pic:nvPicPr>
+                    <pic:cNvPr id="0" name="promotion.png"/>
+                    <pic:cNvPicPr/>
+                  </pic:nvPicPr>
+                  <pic:blipFill>
+                    <a:blip r:embed="rId17"/>
+                    <a:stretch>
+                      <a:fillRect/>
+                    </a:stretch>
+                  </pic:blipFill>
+                  <pic:spPr>
+                    <a:xfrm>
+                      <a:off x="0" y="0"/>
+                      <a:ext cx="128016" cy="128016"/>
+                    </a:xfrm>
+                    <a:prstGeom prst="rect"/>
+                  </pic:spPr>
+                </pic:pic>
+              </a:graphicData>
+            </a:graphic>
+          </wp:inline>
+        </w:drawing>
+      </w:r>
+      <w:r>
+        <w:rPr>
+          <w:sz w:val="22"/>
+        </w:rPr>
+        <w:t xml:space="preserve">  </w:t>
+      </w:r>
       <w:r>
         <w:rPr>
           <w:b/>
@@ -4983,6 +5343,46 @@
         <w:spacing w:before="200" w:after="60"/>
       </w:pPr>
       <w:r>
+        <w:drawing>
+          <wp:inline xmlns:a="http://schemas.openxmlformats.org/drawingml/2006/main" xmlns:pic="http://schemas.openxmlformats.org/drawingml/2006/picture">
+            <wp:extent cx="128016" cy="128016"/>
+            <wp:docPr id="10" name="Picture 10" descr="Monthly sweep" title="Monthly sweep"/>
+            <wp:cNvGraphicFramePr>
+              <a:graphicFrameLocks noChangeAspect="1"/>
+            </wp:cNvGraphicFramePr>
+            <a:graphic>
+              <a:graphicData uri="http://schemas.openxmlformats.org/drawingml/2006/picture">
+                <pic:pic>
+                  <pic:nvPicPr>
+                    <pic:cNvPr id="0" name="monthly.png"/>
+                    <pic:cNvPicPr/>
+                  </pic:nvPicPr>
+                  <pic:blipFill>
+                    <a:blip r:embed="rId18"/>
+                    <a:stretch>
+                      <a:fillRect/>
+                    </a:stretch>
+                  </pic:blipFill>
+                  <pic:spPr>
+                    <a:xfrm>
+                      <a:off x="0" y="0"/>
+                      <a:ext cx="128016" cy="128016"/>
+                    </a:xfrm>
+                    <a:prstGeom prst="rect"/>
+                  </pic:spPr>
+                </pic:pic>
+              </a:graphicData>
+            </a:graphic>
+          </wp:inline>
+        </w:drawing>
+      </w:r>
+      <w:r>
+        <w:rPr>
+          <w:sz w:val="22"/>
+        </w:rPr>
+        <w:t xml:space="preserve">  </w:t>
+      </w:r>
+      <w:r>
         <w:rPr>
           <w:b/>
           <w:color w:val="112345"/>
@@ -5086,6 +5486,46 @@
         <w:keepNext/>
         <w:spacing w:before="200" w:after="60"/>
       </w:pPr>
+      <w:r>
+        <w:drawing>
+          <wp:inline xmlns:a="http://schemas.openxmlformats.org/drawingml/2006/main" xmlns:pic="http://schemas.openxmlformats.org/drawingml/2006/picture">
+            <wp:extent cx="128016" cy="128016"/>
+            <wp:docPr id="11" name="Picture 11" descr="Quarterly review" title="Quarterly review"/>
+            <wp:cNvGraphicFramePr>
+              <a:graphicFrameLocks noChangeAspect="1"/>
+            </wp:cNvGraphicFramePr>
+            <a:graphic>
+              <a:graphicData uri="http://schemas.openxmlformats.org/drawingml/2006/picture">
+                <pic:pic>
+                  <pic:nvPicPr>
+                    <pic:cNvPr id="0" name="quarterly.png"/>
+                    <pic:cNvPicPr/>
+                  </pic:nvPicPr>
+                  <pic:blipFill>
+                    <a:blip r:embed="rId19"/>
+                    <a:stretch>
+                      <a:fillRect/>
+                    </a:stretch>
+                  </pic:blipFill>
+                  <pic:spPr>
+                    <a:xfrm>
+                      <a:off x="0" y="0"/>
+                      <a:ext cx="128016" cy="128016"/>
+                    </a:xfrm>
+                    <a:prstGeom prst="rect"/>
+                  </pic:spPr>
+                </pic:pic>
+              </a:graphicData>
+            </a:graphic>
+          </wp:inline>
+        </w:drawing>
+      </w:r>
+      <w:r>
+        <w:rPr>
+          <w:sz w:val="22"/>
+        </w:rPr>
+        <w:t xml:space="preserve">  </w:t>
+      </w:r>
       <w:r>
         <w:rPr>
           <w:b/>

--- a/_build/keep-the-proof-v2/production/bundle/03_YOUR_PROFESSIONAL_RECORD.docx
+++ b/_build/keep-the-proof-v2/production/bundle/03_YOUR_PROFESSIONAL_RECORD.docx
@@ -291,184 +291,214 @@
     </w:p>
     <w:p>
       <w:pPr>
-        <w:keepNext/>
-        <w:spacing w:before="200" w:after="60"/>
-      </w:pPr>
-      <w:r>
-        <w:drawing>
-          <wp:inline xmlns:a="http://schemas.openxmlformats.org/drawingml/2006/main" xmlns:pic="http://schemas.openxmlformats.org/drawingml/2006/picture">
-            <wp:extent cx="128016" cy="128016"/>
-            <wp:docPr id="2" name="Picture 2" descr="Words to Stand On" title="Words to Stand On"/>
-            <wp:cNvGraphicFramePr>
-              <a:graphicFrameLocks noChangeAspect="1"/>
-            </wp:cNvGraphicFramePr>
-            <a:graphic>
-              <a:graphicData uri="http://schemas.openxmlformats.org/drawingml/2006/picture">
-                <pic:pic>
-                  <pic:nvPicPr>
-                    <pic:cNvPr id="0" name="words.png"/>
-                    <pic:cNvPicPr/>
-                  </pic:nvPicPr>
-                  <pic:blipFill>
-                    <a:blip r:embed="rId10"/>
-                    <a:stretch>
-                      <a:fillRect/>
-                    </a:stretch>
-                  </pic:blipFill>
-                  <pic:spPr>
-                    <a:xfrm>
-                      <a:off x="0" y="0"/>
-                      <a:ext cx="128016" cy="128016"/>
-                    </a:xfrm>
-                    <a:prstGeom prst="rect"/>
-                  </pic:spPr>
-                </pic:pic>
-              </a:graphicData>
-            </a:graphic>
-          </wp:inline>
-        </w:drawing>
-      </w:r>
-      <w:r>
-        <w:rPr>
-          <w:sz w:val="22"/>
-        </w:rPr>
-        <w:t xml:space="preserve">  </w:t>
-      </w:r>
-      <w:r>
-        <w:rPr>
-          <w:b/>
-          <w:color w:val="112345"/>
-          <w:sz w:val="20"/>
-        </w:rPr>
-        <w:t>Words to Stand On</w:t>
-      </w:r>
-    </w:p>
-    <w:p>
-      <w:pPr>
-        <w:spacing w:after="60" w:before="0"/>
-      </w:pPr>
-      <w:r>
-        <w:rPr>
-          <w:b w:val="0"/>
-          <w:i/>
-          <w:color w:val="6B707D"/>
-          <w:sz w:val="17"/>
-        </w:rPr>
-        <w:t>Read these slowly before each session with your record. Every line is true for you today, and the rest of the system helps you prove it.</w:t>
-      </w:r>
-    </w:p>
-    <w:p>
-      <w:pPr>
-        <w:spacing w:after="60" w:before="0"/>
-        <w:ind w:left="259"/>
-      </w:pPr>
-      <w:r>
-        <w:rPr>
-          <w:b w:val="0"/>
-          <w:i/>
-          <w:color w:val="112345"/>
-          <w:sz w:val="21"/>
-        </w:rPr>
-        <w:t>I have done work that mattered, and I can name it.</w:t>
-      </w:r>
-    </w:p>
-    <w:p>
-      <w:pPr>
-        <w:spacing w:after="60" w:before="0"/>
-        <w:ind w:left="259"/>
-      </w:pPr>
-      <w:r>
-        <w:rPr>
-          <w:b w:val="0"/>
-          <w:i/>
-          <w:color w:val="112345"/>
-          <w:sz w:val="21"/>
-        </w:rPr>
-        <w:t>What I built did not leave when the job did.</w:t>
-      </w:r>
-    </w:p>
-    <w:p>
-      <w:pPr>
-        <w:spacing w:after="60" w:before="0"/>
-        <w:ind w:left="259"/>
-      </w:pPr>
-      <w:r>
-        <w:rPr>
-          <w:b w:val="0"/>
-          <w:i/>
-          <w:color w:val="112345"/>
-          <w:sz w:val="21"/>
-        </w:rPr>
-        <w:t>I can be experienced and new at the same time.</w:t>
-      </w:r>
-    </w:p>
-    <w:p>
-      <w:pPr>
-        <w:spacing w:after="60" w:before="0"/>
-        <w:ind w:left="259"/>
-      </w:pPr>
-      <w:r>
-        <w:rPr>
-          <w:b w:val="0"/>
-          <w:i/>
-          <w:color w:val="112345"/>
-          <w:sz w:val="21"/>
-        </w:rPr>
-        <w:t>I can learn what the next place requires.</w:t>
-      </w:r>
-    </w:p>
-    <w:p>
-      <w:pPr>
-        <w:spacing w:after="60" w:before="0"/>
-        <w:ind w:left="259"/>
-      </w:pPr>
-      <w:r>
-        <w:rPr>
-          <w:b w:val="0"/>
-          <w:i/>
-          <w:color w:val="112345"/>
-          <w:sz w:val="21"/>
-        </w:rPr>
-        <w:t>I will tell the truth about my work, without shrinking it and without inflating it.</w:t>
-      </w:r>
-    </w:p>
-    <w:p>
-      <w:pPr>
-        <w:spacing w:after="60" w:before="0"/>
-        <w:ind w:left="259"/>
-      </w:pPr>
-      <w:r>
-        <w:rPr>
-          <w:b w:val="0"/>
-          <w:i/>
-          <w:color w:val="112345"/>
-          <w:sz w:val="21"/>
-        </w:rPr>
-        <w:t>I can carry hope and uncertainty in the same week.</w:t>
-      </w:r>
-    </w:p>
-    <w:p>
-      <w:pPr>
-        <w:spacing w:after="20" w:before="60"/>
-      </w:pPr>
-      <w:r>
-        <w:rPr>
-          <w:b/>
-          <w:i w:val="0"/>
-          <w:color w:val="112345"/>
-          <w:sz w:val="20"/>
-        </w:rPr>
-        <w:t>One thing I did that someone relied on:</w:t>
-      </w:r>
-    </w:p>
-    <w:p>
-      <w:pPr>
-        <w:spacing w:before="200"/>
-        <w:pBdr>
-          <w:bottom w:val="single" w:sz="4" w:space="2" w:color="C9C4B7"/>
-        </w:pBdr>
-      </w:pPr>
-    </w:p>
+        <w:spacing w:after="40" w:before="0"/>
+      </w:pPr>
+    </w:p>
+    <w:tbl>
+      <w:tblPr>
+        <w:tblW w:type="auto" w:w="0"/>
+        <w:tblLook w:firstColumn="1" w:firstRow="1" w:lastColumn="0" w:lastRow="0" w:noHBand="0" w:noVBand="1" w:val="04A0"/>
+      </w:tblPr>
+      <w:tblGrid>
+        <w:gridCol w:w="9360"/>
+      </w:tblGrid>
+      <w:tr>
+        <w:tc>
+          <w:tcPr>
+            <w:tcW w:type="dxa" w:w="9360"/>
+            <w:shd w:val="clear" w:color="auto" w:fill="F5F1E8"/>
+            <w:tcBorders>
+              <w:top w:val="single" w:sz="4" w:space="0" w:color="E0D7C4"/>
+              <w:left w:val="single" w:sz="24" w:space="0" w:color="C9A84C"/>
+              <w:bottom w:val="single" w:sz="4" w:space="0" w:color="E0D7C4"/>
+              <w:right w:val="single" w:sz="4" w:space="0" w:color="E0D7C4"/>
+            </w:tcBorders>
+          </w:tcPr>
+          <w:p>
+            <w:pPr>
+              <w:spacing w:before="120" w:after="100"/>
+              <w:ind w:left="144" w:right="115"/>
+            </w:pPr>
+            <w:r>
+              <w:drawing>
+                <wp:inline xmlns:a="http://schemas.openxmlformats.org/drawingml/2006/main" xmlns:pic="http://schemas.openxmlformats.org/drawingml/2006/picture">
+                  <wp:extent cx="128016" cy="128016"/>
+                  <wp:docPr id="2" name="Picture 2" descr="Words to Stand On" title="Words to Stand On"/>
+                  <wp:cNvGraphicFramePr>
+                    <a:graphicFrameLocks noChangeAspect="1"/>
+                  </wp:cNvGraphicFramePr>
+                  <a:graphic>
+                    <a:graphicData uri="http://schemas.openxmlformats.org/drawingml/2006/picture">
+                      <pic:pic>
+                        <pic:nvPicPr>
+                          <pic:cNvPr id="0" name="words.png"/>
+                          <pic:cNvPicPr/>
+                        </pic:nvPicPr>
+                        <pic:blipFill>
+                          <a:blip r:embed="rId10"/>
+                          <a:stretch>
+                            <a:fillRect/>
+                          </a:stretch>
+                        </pic:blipFill>
+                        <pic:spPr>
+                          <a:xfrm>
+                            <a:off x="0" y="0"/>
+                            <a:ext cx="128016" cy="128016"/>
+                          </a:xfrm>
+                          <a:prstGeom prst="rect"/>
+                        </pic:spPr>
+                      </pic:pic>
+                    </a:graphicData>
+                  </a:graphic>
+                </wp:inline>
+              </w:drawing>
+            </w:r>
+            <w:r>
+              <w:rPr>
+                <w:sz w:val="22"/>
+              </w:rPr>
+              <w:t xml:space="preserve">  </w:t>
+            </w:r>
+            <w:r>
+              <w:rPr>
+                <w:rFonts w:ascii="Calibri" w:hAnsi="Calibri"/>
+                <w:b/>
+                <w:color w:val="A8862E"/>
+                <w:sz w:val="18"/>
+              </w:rPr>
+              <w:t>WORDS TO STAND ON</w:t>
+            </w:r>
+          </w:p>
+          <w:p>
+            <w:pPr>
+              <w:spacing w:before="0" w:after="120"/>
+              <w:ind w:left="144" w:right="115"/>
+            </w:pPr>
+            <w:r>
+              <w:rPr>
+                <w:i/>
+                <w:color w:val="6B707D"/>
+                <w:sz w:val="17"/>
+              </w:rPr>
+              <w:t>Read these slowly before each session with your record. Every line is true for you today, and the rest of the system helps you prove it.</w:t>
+            </w:r>
+          </w:p>
+          <w:p>
+            <w:pPr>
+              <w:spacing w:before="0" w:after="100"/>
+              <w:ind w:left="144" w:right="115"/>
+            </w:pPr>
+            <w:r>
+              <w:rPr>
+                <w:rFonts w:ascii="Cambria" w:hAnsi="Cambria"/>
+                <w:i/>
+                <w:color w:val="112345"/>
+                <w:sz w:val="24"/>
+              </w:rPr>
+              <w:t>I have done work that mattered, and I can name it.</w:t>
+            </w:r>
+          </w:p>
+          <w:p>
+            <w:pPr>
+              <w:spacing w:before="0" w:after="100"/>
+              <w:ind w:left="144" w:right="115"/>
+            </w:pPr>
+            <w:r>
+              <w:rPr>
+                <w:rFonts w:ascii="Cambria" w:hAnsi="Cambria"/>
+                <w:i/>
+                <w:color w:val="112345"/>
+                <w:sz w:val="24"/>
+              </w:rPr>
+              <w:t>What I built did not leave when the job did.</w:t>
+            </w:r>
+          </w:p>
+          <w:p>
+            <w:pPr>
+              <w:spacing w:before="0" w:after="100"/>
+              <w:ind w:left="144" w:right="115"/>
+            </w:pPr>
+            <w:r>
+              <w:rPr>
+                <w:rFonts w:ascii="Cambria" w:hAnsi="Cambria"/>
+                <w:i/>
+                <w:color w:val="112345"/>
+                <w:sz w:val="24"/>
+              </w:rPr>
+              <w:t>I can be experienced and new at the same time.</w:t>
+            </w:r>
+          </w:p>
+          <w:p>
+            <w:pPr>
+              <w:spacing w:before="0" w:after="100"/>
+              <w:ind w:left="144" w:right="115"/>
+            </w:pPr>
+            <w:r>
+              <w:rPr>
+                <w:rFonts w:ascii="Cambria" w:hAnsi="Cambria"/>
+                <w:i/>
+                <w:color w:val="112345"/>
+                <w:sz w:val="24"/>
+              </w:rPr>
+              <w:t>I can learn what the next place requires.</w:t>
+            </w:r>
+          </w:p>
+          <w:p>
+            <w:pPr>
+              <w:spacing w:before="0" w:after="100"/>
+              <w:ind w:left="144" w:right="115"/>
+            </w:pPr>
+            <w:r>
+              <w:rPr>
+                <w:rFonts w:ascii="Cambria" w:hAnsi="Cambria"/>
+                <w:i/>
+                <w:color w:val="112345"/>
+                <w:sz w:val="24"/>
+              </w:rPr>
+              <w:t>I will tell the truth about my work, without shrinking it and without inflating it.</w:t>
+            </w:r>
+          </w:p>
+          <w:p>
+            <w:pPr>
+              <w:spacing w:before="0" w:after="100"/>
+              <w:ind w:left="144" w:right="115"/>
+            </w:pPr>
+            <w:r>
+              <w:rPr>
+                <w:rFonts w:ascii="Cambria" w:hAnsi="Cambria"/>
+                <w:i/>
+                <w:color w:val="112345"/>
+                <w:sz w:val="24"/>
+              </w:rPr>
+              <w:t>I can carry hope and uncertainty in the same week.</w:t>
+            </w:r>
+          </w:p>
+          <w:p>
+            <w:pPr>
+              <w:spacing w:before="80" w:after="40"/>
+              <w:ind w:left="144" w:right="115"/>
+            </w:pPr>
+            <w:r>
+              <w:rPr>
+                <w:b/>
+                <w:color w:val="112345"/>
+                <w:sz w:val="20"/>
+              </w:rPr>
+              <w:t>One thing I did that someone relied on:</w:t>
+            </w:r>
+          </w:p>
+          <w:p>
+            <w:pPr>
+              <w:spacing w:before="40" w:after="120"/>
+              <w:ind w:left="144" w:right="115"/>
+              <w:pBdr>
+                <w:bottom w:val="single" w:sz="4" w:space="2" w:color="C9A84C"/>
+              </w:pBdr>
+            </w:pPr>
+          </w:p>
+        </w:tc>
+      </w:tr>
+    </w:tbl>
     <w:p>
       <w:pPr>
         <w:spacing w:before="120" w:after="120"/>

--- a/_build/keep-the-proof-v2/production/bundle/03_YOUR_PROFESSIONAL_RECORD.docx
+++ b/_build/keep-the-proof-v2/production/bundle/03_YOUR_PROFESSIONAL_RECORD.docx
@@ -204,7 +204,7 @@
                     <pic:cNvPicPr/>
                   </pic:nvPicPr>
                   <pic:blipFill>
-                    <a:blip r:embed="rId9"/>
+                    <a:blip r:embed="rId10"/>
                     <a:stretch>
                       <a:fillRect/>
                     </a:stretch>
@@ -335,7 +335,7 @@
                           <pic:cNvPicPr/>
                         </pic:nvPicPr>
                         <pic:blipFill>
-                          <a:blip r:embed="rId10"/>
+                          <a:blip r:embed="rId11"/>
                           <a:stretch>
                             <a:fillRect/>
                           </a:stretch>
@@ -528,7 +528,7 @@
                     <pic:cNvPicPr/>
                   </pic:nvPicPr>
                   <pic:blipFill>
-                    <a:blip r:embed="rId11"/>
+                    <a:blip r:embed="rId12"/>
                     <a:stretch>
                       <a:fillRect/>
                     </a:stretch>
@@ -3644,7 +3644,7 @@
                     <pic:cNvPicPr/>
                   </pic:nvPicPr>
                   <pic:blipFill>
-                    <a:blip r:embed="rId12"/>
+                    <a:blip r:embed="rId13"/>
                     <a:stretch>
                       <a:fillRect/>
                     </a:stretch>
@@ -4207,7 +4207,7 @@
                     <pic:cNvPicPr/>
                   </pic:nvPicPr>
                   <pic:blipFill>
-                    <a:blip r:embed="rId13"/>
+                    <a:blip r:embed="rId14"/>
                     <a:stretch>
                       <a:fillRect/>
                     </a:stretch>
@@ -4332,7 +4332,7 @@
             <w:r/>
             <w:r>
               <w:rPr>
-                <w:i/>
+                <w:b/>
                 <w:color w:val="A8862E"/>
                 <w:sz w:val="17"/>
               </w:rPr>
@@ -4356,7 +4356,7 @@
             <w:r/>
             <w:r>
               <w:rPr>
-                <w:i/>
+                <w:b/>
                 <w:color w:val="A8862E"/>
                 <w:sz w:val="17"/>
               </w:rPr>
@@ -4379,7 +4379,7 @@
             <w:r/>
             <w:r>
               <w:rPr>
-                <w:i/>
+                <w:b/>
                 <w:color w:val="A8862E"/>
                 <w:sz w:val="17"/>
               </w:rPr>
@@ -4598,7 +4598,7 @@
                     <pic:cNvPicPr/>
                   </pic:nvPicPr>
                   <pic:blipFill>
-                    <a:blip r:embed="rId14"/>
+                    <a:blip r:embed="rId15"/>
                     <a:stretch>
                       <a:fillRect/>
                     </a:stretch>
@@ -4679,90 +4679,6 @@
                 <pic:pic>
                   <pic:nvPicPr>
                     <pic:cNvPr id="0" name="about.png"/>
-                    <pic:cNvPicPr/>
-                  </pic:nvPicPr>
-                  <pic:blipFill>
-                    <a:blip r:embed="rId15"/>
-                    <a:stretch>
-                      <a:fillRect/>
-                    </a:stretch>
-                  </pic:blipFill>
-                  <pic:spPr>
-                    <a:xfrm>
-                      <a:off x="0" y="0"/>
-                      <a:ext cx="128016" cy="128016"/>
-                    </a:xfrm>
-                    <a:prstGeom prst="rect"/>
-                  </pic:spPr>
-                </pic:pic>
-              </a:graphicData>
-            </a:graphic>
-          </wp:inline>
-        </w:drawing>
-      </w:r>
-      <w:r>
-        <w:rPr>
-          <w:sz w:val="22"/>
-        </w:rPr>
-        <w:t xml:space="preserve">  </w:t>
-      </w:r>
-      <w:r>
-        <w:rPr>
-          <w:b/>
-          <w:color w:val="A8862E"/>
-          <w:sz w:val="21"/>
-        </w:rPr>
-        <w:t>LinkedIn About sentence</w:t>
-      </w:r>
-    </w:p>
-    <w:p>
-      <w:pPr>
-        <w:spacing w:after="40" w:before="0"/>
-      </w:pPr>
-      <w:r>
-        <w:rPr>
-          <w:b w:val="0"/>
-          <w:i/>
-          <w:color w:val="6B707D"/>
-          <w:sz w:val="18"/>
-        </w:rPr>
-        <w:t>One first-person sentence a stranger can follow.</w:t>
-      </w:r>
-    </w:p>
-    <w:p>
-      <w:pPr>
-        <w:spacing w:before="200"/>
-        <w:pBdr>
-          <w:bottom w:val="single" w:sz="4" w:space="2" w:color="C9C4B7"/>
-        </w:pBdr>
-      </w:pPr>
-    </w:p>
-    <w:p>
-      <w:pPr>
-        <w:spacing w:before="200"/>
-        <w:pBdr>
-          <w:bottom w:val="single" w:sz="4" w:space="2" w:color="C9C4B7"/>
-        </w:pBdr>
-      </w:pPr>
-    </w:p>
-    <w:p>
-      <w:pPr>
-        <w:keepNext/>
-        <w:spacing w:before="200" w:after="60"/>
-      </w:pPr>
-      <w:r>
-        <w:drawing>
-          <wp:inline xmlns:a="http://schemas.openxmlformats.org/drawingml/2006/main" xmlns:pic="http://schemas.openxmlformats.org/drawingml/2006/picture">
-            <wp:extent cx="128016" cy="128016"/>
-            <wp:docPr id="8" name="Picture 8" descr="Interview answer" title="Interview answer"/>
-            <wp:cNvGraphicFramePr>
-              <a:graphicFrameLocks noChangeAspect="1"/>
-            </wp:cNvGraphicFramePr>
-            <a:graphic>
-              <a:graphicData uri="http://schemas.openxmlformats.org/drawingml/2006/picture">
-                <pic:pic>
-                  <pic:nvPicPr>
-                    <pic:cNvPr id="0" name="interview.png"/>
                     <pic:cNvPicPr/>
                   </pic:nvPicPr>
                   <pic:blipFill>
@@ -4796,6 +4712,90 @@
           <w:color w:val="A8862E"/>
           <w:sz w:val="21"/>
         </w:rPr>
+        <w:t>LinkedIn About sentence</w:t>
+      </w:r>
+    </w:p>
+    <w:p>
+      <w:pPr>
+        <w:spacing w:after="40" w:before="0"/>
+      </w:pPr>
+      <w:r>
+        <w:rPr>
+          <w:b w:val="0"/>
+          <w:i/>
+          <w:color w:val="6B707D"/>
+          <w:sz w:val="18"/>
+        </w:rPr>
+        <w:t>One first-person sentence a stranger can follow.</w:t>
+      </w:r>
+    </w:p>
+    <w:p>
+      <w:pPr>
+        <w:spacing w:before="200"/>
+        <w:pBdr>
+          <w:bottom w:val="single" w:sz="4" w:space="2" w:color="C9C4B7"/>
+        </w:pBdr>
+      </w:pPr>
+    </w:p>
+    <w:p>
+      <w:pPr>
+        <w:spacing w:before="200"/>
+        <w:pBdr>
+          <w:bottom w:val="single" w:sz="4" w:space="2" w:color="C9C4B7"/>
+        </w:pBdr>
+      </w:pPr>
+    </w:p>
+    <w:p>
+      <w:pPr>
+        <w:keepNext/>
+        <w:spacing w:before="200" w:after="60"/>
+      </w:pPr>
+      <w:r>
+        <w:drawing>
+          <wp:inline xmlns:a="http://schemas.openxmlformats.org/drawingml/2006/main" xmlns:pic="http://schemas.openxmlformats.org/drawingml/2006/picture">
+            <wp:extent cx="128016" cy="128016"/>
+            <wp:docPr id="8" name="Picture 8" descr="Interview answer" title="Interview answer"/>
+            <wp:cNvGraphicFramePr>
+              <a:graphicFrameLocks noChangeAspect="1"/>
+            </wp:cNvGraphicFramePr>
+            <a:graphic>
+              <a:graphicData uri="http://schemas.openxmlformats.org/drawingml/2006/picture">
+                <pic:pic>
+                  <pic:nvPicPr>
+                    <pic:cNvPr id="0" name="interview.png"/>
+                    <pic:cNvPicPr/>
+                  </pic:nvPicPr>
+                  <pic:blipFill>
+                    <a:blip r:embed="rId17"/>
+                    <a:stretch>
+                      <a:fillRect/>
+                    </a:stretch>
+                  </pic:blipFill>
+                  <pic:spPr>
+                    <a:xfrm>
+                      <a:off x="0" y="0"/>
+                      <a:ext cx="128016" cy="128016"/>
+                    </a:xfrm>
+                    <a:prstGeom prst="rect"/>
+                  </pic:spPr>
+                </pic:pic>
+              </a:graphicData>
+            </a:graphic>
+          </wp:inline>
+        </w:drawing>
+      </w:r>
+      <w:r>
+        <w:rPr>
+          <w:sz w:val="22"/>
+        </w:rPr>
+        <w:t xml:space="preserve">  </w:t>
+      </w:r>
+      <w:r>
+        <w:rPr>
+          <w:b/>
+          <w:color w:val="A8862E"/>
+          <w:sz w:val="21"/>
+        </w:rPr>
         <w:t>Interview answer, in three parts</w:t>
       </w:r>
     </w:p>
@@ -4858,7 +4858,7 @@
                     <pic:cNvPicPr/>
                   </pic:nvPicPr>
                   <pic:blipFill>
-                    <a:blip r:embed="rId17"/>
+                    <a:blip r:embed="rId18"/>
                     <a:stretch>
                       <a:fillRect/>
                     </a:stretch>
@@ -5388,7 +5388,7 @@
                     <pic:cNvPicPr/>
                   </pic:nvPicPr>
                   <pic:blipFill>
-                    <a:blip r:embed="rId18"/>
+                    <a:blip r:embed="rId19"/>
                     <a:stretch>
                       <a:fillRect/>
                     </a:stretch>
@@ -5532,7 +5532,7 @@
                     <pic:cNvPicPr/>
                   </pic:nvPicPr>
                   <pic:blipFill>
-                    <a:blip r:embed="rId19"/>
+                    <a:blip r:embed="rId20"/>
                     <a:stretch>
                       <a:fillRect/>
                     </a:stretch>
@@ -5688,6 +5688,7 @@
       </w:r>
     </w:p>
     <w:sectPr>
+      <w:footerReference w:type="default" r:id="rId9"/>
       <w:pgSz w:w="12240" w:h="15840"/>
       <w:pgMar w:top="1296" w:right="1440" w:bottom="1296" w:left="1440" w:header="720" w:footer="720" w:gutter="0"/>
       <w:cols w:space="720"/>
@@ -5695,6 +5696,26 @@
     </w:sectPr>
   </w:body>
 </w:document>
+</file>
+
+<file path=word/footer1.xml><?xml version="1.0" encoding="utf-8"?>
+<w:ftr xmlns:m="http://schemas.openxmlformats.org/officeDocument/2006/math" xmlns:mc="http://schemas.openxmlformats.org/markup-compatibility/2006" xmlns:mo="http://schemas.microsoft.com/office/mac/office/2008/main" xmlns:mv="urn:schemas-microsoft-com:mac:vml" xmlns:o="urn:schemas-microsoft-com:office:office" xmlns:r="http://schemas.openxmlformats.org/officeDocument/2006/relationships" xmlns:v="urn:schemas-microsoft-com:vml" xmlns:w10="urn:schemas-microsoft-com:office:word" xmlns:w14="http://schemas.microsoft.com/office/word/2010/wordml" xmlns:w="http://schemas.openxmlformats.org/wordprocessingml/2006/main" xmlns:wne="http://schemas.microsoft.com/office/word/2006/wordml" xmlns:wp14="http://schemas.microsoft.com/office/word/2010/wordprocessingDrawing" xmlns:wp="http://schemas.openxmlformats.org/drawingml/2006/wordprocessingDrawing" xmlns:wpc="http://schemas.microsoft.com/office/word/2010/wordprocessingCanvas" xmlns:wpg="http://schemas.microsoft.com/office/word/2010/wordprocessingGroup" xmlns:wpi="http://schemas.microsoft.com/office/word/2010/wordprocessingInk" xmlns:wps="http://schemas.microsoft.com/office/word/2010/wordprocessingShape" mc:Ignorable="w14 wp14">
+  <w:p>
+    <w:pPr>
+      <w:pStyle w:val="Footer"/>
+      <w:jc w:val="center"/>
+    </w:pPr>
+    <w:r>
+      <w:rPr>
+        <w:color w:val="6B707D"/>
+        <w:sz w:val="18"/>
+      </w:rPr>
+      <w:fldChar w:fldCharType="begin"/>
+      <w:instrText xml:space="preserve">PAGE</w:instrText>
+      <w:fldChar w:fldCharType="end"/>
+    </w:r>
+  </w:p>
+</w:ftr>
 </file>
 
 <file path=word/numbering.xml><?xml version="1.0" encoding="utf-8"?>

--- a/_build/keep-the-proof-v2/production/bundle/03_YOUR_PROFESSIONAL_RECORD.docx
+++ b/_build/keep-the-proof-v2/production/bundle/03_YOUR_PROFESSIONAL_RECORD.docx
@@ -323,7 +323,7 @@
               <w:drawing>
                 <wp:inline xmlns:a="http://schemas.openxmlformats.org/drawingml/2006/main" xmlns:pic="http://schemas.openxmlformats.org/drawingml/2006/picture">
                   <wp:extent cx="128016" cy="128016"/>
-                  <wp:docPr id="2" name="Picture 2" descr="Words to Stand On" title="Words to Stand On"/>
+                  <wp:docPr id="2" name="Picture 2" descr="Words That Hold" title="Words That Hold"/>
                   <wp:cNvGraphicFramePr>
                     <a:graphicFrameLocks noChangeAspect="1"/>
                   </wp:cNvGraphicFramePr>
@@ -366,7 +366,7 @@
                 <w:color w:val="A8862E"/>
                 <w:sz w:val="18"/>
               </w:rPr>
-              <w:t>WORDS TO STAND ON</w:t>
+              <w:t>WORDS THAT HOLD</w:t>
             </w:r>
           </w:p>
           <w:p>
@@ -501,6 +501,180 @@
     </w:tbl>
     <w:p>
       <w:pPr>
+        <w:keepNext/>
+        <w:spacing w:before="200" w:after="60"/>
+      </w:pPr>
+      <w:r>
+        <w:drawing>
+          <wp:inline xmlns:a="http://schemas.openxmlformats.org/drawingml/2006/main" xmlns:pic="http://schemas.openxmlformats.org/drawingml/2006/picture">
+            <wp:extent cx="128016" cy="128016"/>
+            <wp:docPr id="3" name="Picture 3" descr="Words That Hold" title="Words That Hold"/>
+            <wp:cNvGraphicFramePr>
+              <a:graphicFrameLocks noChangeAspect="1"/>
+            </wp:cNvGraphicFramePr>
+            <a:graphic>
+              <a:graphicData uri="http://schemas.openxmlformats.org/drawingml/2006/picture">
+                <pic:pic>
+                  <pic:nvPicPr>
+                    <pic:cNvPr id="0" name="words.png"/>
+                    <pic:cNvPicPr/>
+                  </pic:nvPicPr>
+                  <pic:blipFill>
+                    <a:blip r:embed="rId11"/>
+                    <a:stretch>
+                      <a:fillRect/>
+                    </a:stretch>
+                  </pic:blipFill>
+                  <pic:spPr>
+                    <a:xfrm>
+                      <a:off x="0" y="0"/>
+                      <a:ext cx="128016" cy="128016"/>
+                    </a:xfrm>
+                    <a:prstGeom prst="rect"/>
+                  </pic:spPr>
+                </pic:pic>
+              </a:graphicData>
+            </a:graphic>
+          </wp:inline>
+        </w:drawing>
+      </w:r>
+      <w:r>
+        <w:rPr>
+          <w:sz w:val="22"/>
+        </w:rPr>
+        <w:t xml:space="preserve">  </w:t>
+      </w:r>
+      <w:r>
+        <w:rPr>
+          <w:b/>
+          <w:color w:val="112345"/>
+          <w:sz w:val="24"/>
+        </w:rPr>
+        <w:t>Read It Back</w:t>
+      </w:r>
+    </w:p>
+    <w:p>
+      <w:pPr>
+        <w:keepNext/>
+        <w:spacing w:before="120" w:after="20"/>
+      </w:pPr>
+      <w:r>
+        <w:rPr>
+          <w:b/>
+          <w:color w:val="112345"/>
+          <w:sz w:val="20"/>
+        </w:rPr>
+        <w:t>A sentence that shrinks my work</w:t>
+      </w:r>
+    </w:p>
+    <w:p>
+      <w:pPr>
+        <w:spacing w:before="180" w:after="0"/>
+        <w:pBdr>
+          <w:bottom w:val="single" w:sz="4" w:space="2" w:color="C9C4B7"/>
+        </w:pBdr>
+      </w:pPr>
+    </w:p>
+    <w:p>
+      <w:pPr>
+        <w:spacing w:before="180" w:after="0"/>
+        <w:pBdr>
+          <w:bottom w:val="single" w:sz="4" w:space="2" w:color="C9C4B7"/>
+        </w:pBdr>
+      </w:pPr>
+    </w:p>
+    <w:p>
+      <w:pPr>
+        <w:keepNext/>
+        <w:spacing w:before="120" w:after="20"/>
+      </w:pPr>
+      <w:r>
+        <w:rPr>
+          <w:b/>
+          <w:color w:val="112345"/>
+          <w:sz w:val="20"/>
+        </w:rPr>
+        <w:t>What would have been different if I had not been there?</w:t>
+      </w:r>
+    </w:p>
+    <w:p>
+      <w:pPr>
+        <w:spacing w:before="180" w:after="0"/>
+        <w:pBdr>
+          <w:bottom w:val="single" w:sz="4" w:space="2" w:color="C9C4B7"/>
+        </w:pBdr>
+      </w:pPr>
+    </w:p>
+    <w:p>
+      <w:pPr>
+        <w:spacing w:before="180" w:after="0"/>
+        <w:pBdr>
+          <w:bottom w:val="single" w:sz="4" w:space="2" w:color="C9C4B7"/>
+        </w:pBdr>
+      </w:pPr>
+    </w:p>
+    <w:p>
+      <w:pPr>
+        <w:keepNext/>
+        <w:spacing w:before="120" w:after="20"/>
+      </w:pPr>
+      <w:r>
+        <w:rPr>
+          <w:b/>
+          <w:color w:val="112345"/>
+          <w:sz w:val="20"/>
+        </w:rPr>
+        <w:t>The line I am learning to believe</w:t>
+      </w:r>
+    </w:p>
+    <w:p>
+      <w:pPr>
+        <w:spacing w:before="180" w:after="0"/>
+        <w:pBdr>
+          <w:bottom w:val="single" w:sz="4" w:space="2" w:color="C9C4B7"/>
+        </w:pBdr>
+      </w:pPr>
+    </w:p>
+    <w:p>
+      <w:pPr>
+        <w:spacing w:before="180" w:after="0"/>
+        <w:pBdr>
+          <w:bottom w:val="single" w:sz="4" w:space="2" w:color="C9C4B7"/>
+        </w:pBdr>
+      </w:pPr>
+    </w:p>
+    <w:p>
+      <w:pPr>
+        <w:keepNext/>
+        <w:spacing w:before="120" w:after="20"/>
+      </w:pPr>
+      <w:r>
+        <w:rPr>
+          <w:b/>
+          <w:color w:val="112345"/>
+          <w:sz w:val="20"/>
+        </w:rPr>
+        <w:t>The entries that support it</w:t>
+      </w:r>
+    </w:p>
+    <w:p>
+      <w:pPr>
+        <w:spacing w:before="180" w:after="0"/>
+        <w:pBdr>
+          <w:bottom w:val="single" w:sz="4" w:space="2" w:color="C9C4B7"/>
+        </w:pBdr>
+      </w:pPr>
+    </w:p>
+    <w:p>
+      <w:pPr>
+        <w:spacing w:before="180" w:after="0"/>
+        <w:pBdr>
+          <w:bottom w:val="single" w:sz="4" w:space="2" w:color="C9C4B7"/>
+        </w:pBdr>
+      </w:pPr>
+    </w:p>
+    <w:p>
+      <w:pPr>
         <w:spacing w:before="120" w:after="120"/>
       </w:pPr>
     </w:p>
@@ -516,7 +690,7 @@
         <w:drawing>
           <wp:inline xmlns:a="http://schemas.openxmlformats.org/drawingml/2006/main" xmlns:pic="http://schemas.openxmlformats.org/drawingml/2006/picture">
             <wp:extent cx="146304" cy="146304"/>
-            <wp:docPr id="3" name="Picture 3" descr="Capture" title="Capture"/>
+            <wp:docPr id="4" name="Picture 4" descr="Capture" title="Capture"/>
             <wp:cNvGraphicFramePr>
               <a:graphicFrameLocks noChangeAspect="1"/>
             </wp:cNvGraphicFramePr>
@@ -3632,7 +3806,7 @@
         <w:drawing>
           <wp:inline xmlns:a="http://schemas.openxmlformats.org/drawingml/2006/main" xmlns:pic="http://schemas.openxmlformats.org/drawingml/2006/picture">
             <wp:extent cx="146304" cy="146304"/>
-            <wp:docPr id="4" name="Picture 4" descr="Proof Line" title="Proof Line"/>
+            <wp:docPr id="5" name="Picture 5" descr="Proof Line" title="Proof Line"/>
             <wp:cNvGraphicFramePr>
               <a:graphicFrameLocks noChangeAspect="1"/>
             </wp:cNvGraphicFramePr>
@@ -4195,7 +4369,7 @@
         <w:drawing>
           <wp:inline xmlns:a="http://schemas.openxmlformats.org/drawingml/2006/main" xmlns:pic="http://schemas.openxmlformats.org/drawingml/2006/picture">
             <wp:extent cx="146304" cy="146304"/>
-            <wp:docPr id="5" name="Picture 5" descr="Match your proof to a role" title="Match your proof to a role"/>
+            <wp:docPr id="6" name="Picture 6" descr="Match your proof to a role" title="Match your proof to a role"/>
             <wp:cNvGraphicFramePr>
               <a:graphicFrameLocks noChangeAspect="1"/>
             </wp:cNvGraphicFramePr>
@@ -4586,7 +4760,7 @@
         <w:drawing>
           <wp:inline xmlns:a="http://schemas.openxmlformats.org/drawingml/2006/main" xmlns:pic="http://schemas.openxmlformats.org/drawingml/2006/picture">
             <wp:extent cx="128016" cy="128016"/>
-            <wp:docPr id="6" name="Picture 6" descr="Resume line" title="Resume line"/>
+            <wp:docPr id="7" name="Picture 7" descr="Resume line" title="Resume line"/>
             <wp:cNvGraphicFramePr>
               <a:graphicFrameLocks noChangeAspect="1"/>
             </wp:cNvGraphicFramePr>
@@ -4670,7 +4844,7 @@
         <w:drawing>
           <wp:inline xmlns:a="http://schemas.openxmlformats.org/drawingml/2006/main" xmlns:pic="http://schemas.openxmlformats.org/drawingml/2006/picture">
             <wp:extent cx="128016" cy="128016"/>
-            <wp:docPr id="7" name="Picture 7" descr="About section" title="About section"/>
+            <wp:docPr id="8" name="Picture 8" descr="About section" title="About section"/>
             <wp:cNvGraphicFramePr>
               <a:graphicFrameLocks noChangeAspect="1"/>
             </wp:cNvGraphicFramePr>
@@ -4754,7 +4928,7 @@
         <w:drawing>
           <wp:inline xmlns:a="http://schemas.openxmlformats.org/drawingml/2006/main" xmlns:pic="http://schemas.openxmlformats.org/drawingml/2006/picture">
             <wp:extent cx="128016" cy="128016"/>
-            <wp:docPr id="8" name="Picture 8" descr="Interview answer" title="Interview answer"/>
+            <wp:docPr id="9" name="Picture 9" descr="Interview answer" title="Interview answer"/>
             <wp:cNvGraphicFramePr>
               <a:graphicFrameLocks noChangeAspect="1"/>
             </wp:cNvGraphicFramePr>
@@ -4846,7 +5020,7 @@
         <w:drawing>
           <wp:inline xmlns:a="http://schemas.openxmlformats.org/drawingml/2006/main" xmlns:pic="http://schemas.openxmlformats.org/drawingml/2006/picture">
             <wp:extent cx="128016" cy="128016"/>
-            <wp:docPr id="9" name="Picture 9" descr="Promotion note" title="Promotion note"/>
+            <wp:docPr id="10" name="Picture 10" descr="Promotion note" title="Promotion note"/>
             <wp:cNvGraphicFramePr>
               <a:graphicFrameLocks noChangeAspect="1"/>
             </wp:cNvGraphicFramePr>
@@ -5376,7 +5550,7 @@
         <w:drawing>
           <wp:inline xmlns:a="http://schemas.openxmlformats.org/drawingml/2006/main" xmlns:pic="http://schemas.openxmlformats.org/drawingml/2006/picture">
             <wp:extent cx="128016" cy="128016"/>
-            <wp:docPr id="10" name="Picture 10" descr="Monthly sweep" title="Monthly sweep"/>
+            <wp:docPr id="11" name="Picture 11" descr="Monthly sweep" title="Monthly sweep"/>
             <wp:cNvGraphicFramePr>
               <a:graphicFrameLocks noChangeAspect="1"/>
             </wp:cNvGraphicFramePr>
@@ -5520,7 +5694,7 @@
         <w:drawing>
           <wp:inline xmlns:a="http://schemas.openxmlformats.org/drawingml/2006/main" xmlns:pic="http://schemas.openxmlformats.org/drawingml/2006/picture">
             <wp:extent cx="128016" cy="128016"/>
-            <wp:docPr id="11" name="Picture 11" descr="Quarterly review" title="Quarterly review"/>
+            <wp:docPr id="12" name="Picture 12" descr="Quarterly review" title="Quarterly review"/>
             <wp:cNvGraphicFramePr>
               <a:graphicFrameLocks noChangeAspect="1"/>
             </wp:cNvGraphicFramePr>
@@ -5685,6 +5859,25 @@
           <w:sz w:val="21"/>
         </w:rPr>
         <w:t>This is housekeeping. It organizes and translates what happened; it does not tell you what your career means.</w:t>
+      </w:r>
+    </w:p>
+    <w:p>
+      <w:pPr>
+        <w:spacing w:before="120" w:after="120"/>
+      </w:pPr>
+    </w:p>
+    <w:p>
+      <w:pPr>
+        <w:spacing w:after="120" w:before="80"/>
+      </w:pPr>
+      <w:r>
+        <w:rPr>
+          <w:b/>
+          <w:i w:val="0"/>
+          <w:color w:val="112345"/>
+          <w:sz w:val="21"/>
+        </w:rPr>
+        <w:t>Tell me how it went: temidayoafonja.com/review.</w:t>
       </w:r>
     </w:p>
     <w:sectPr>
